--- a/Docs/ALW_Answers_For_Anna_10-06-2026.docx
+++ b/Docs/ALW_Answers_For_Anna_10-06-2026.docx
@@ -37,7 +37,7 @@
           <w:color w:val="6E6A62"/>
           <w:sz w:val="20"/>
         </w:rPr>
-        <w:t>From Sameer  ·  v2 updated 10 June 2026</w:t>
+        <w:t>From Sameer  ·  v3 updated Thursday 11 June 2026</w:t>
       </w:r>
     </w:p>
     <w:p/>
@@ -732,7 +732,7 @@
           <w:color w:val="C4704A"/>
           <w:sz w:val="24"/>
         </w:rPr>
-        <w:t>Status — shipped today</w:t>
+        <w:t>Status — live and tested</w:t>
       </w:r>
     </w:p>
     <w:p>
@@ -745,7 +745,7 @@
           <w:color w:val="231F20"/>
           <w:sz w:val="22"/>
         </w:rPr>
-        <w:t>Done as of today's deploy. Two changes:</w:t>
+        <w:t>Two changes shipped and verified working on staging:</w:t>
       </w:r>
     </w:p>
     <w:p>
@@ -758,7 +758,7 @@
         <w:rPr>
           <w:sz w:val="22"/>
         </w:rPr>
-        <w:t>AUTOMATIC SEO generation. When you save ANY entry (Article, Programme, Experience, Coaching Session, Generic Page, Page Builder page) and the seo_title / seo_description are blank, the system calls Claude in the background and fills them in. You don't have to click anything. Takes 2-3 seconds; you can keep working.</w:t>
+        <w:t>AUTOMATIC SEO generation. When you save ANY entry (Article, Programme, Experience, Coaching Session, Generic Page, Page Builder page) and the seo_title / seo_description are blank, the system calls Claude in the background and fills them in. You don't have to click anything. Takes 5–10 seconds — the right-sidebar 'Auto SEO' panel will auto-refresh the page for you so you see the new copy without manually F5-ing.</w:t>
       </w:r>
     </w:p>
     <w:p>
@@ -772,6 +772,58 @@
           <w:sz w:val="22"/>
         </w:rPr>
         <w:t>BETTER prompts. I rewrote the instructions Claude follows so descriptions sound like what real people Google. Less 'transformation journey' and more 'Nervous System Reset workshop for founders, Thames houseboat'. I used your own example as the gold standard.</w:t>
+      </w:r>
+    </w:p>
+    <w:p>
+      <w:pPr>
+        <w:spacing w:after="120"/>
+      </w:pPr>
+      <w:r>
+        <w:rPr>
+          <w:i w:val="0"/>
+          <w:color w:val="231F20"/>
+          <w:sz w:val="22"/>
+        </w:rPr>
+        <w:t>Sample output from a real article in your CMS:</w:t>
+      </w:r>
+    </w:p>
+    <w:p>
+      <w:pPr>
+        <w:spacing w:after="120"/>
+      </w:pPr>
+      <w:r>
+        <w:rPr>
+          <w:i/>
+          <w:color w:val="6E6A62"/>
+          <w:sz w:val="22"/>
+        </w:rPr>
+        <w:t>Title: 'I worked so hard not to feel overwhelmed. So why am I still holding everything?'</w:t>
+      </w:r>
+    </w:p>
+    <w:p>
+      <w:pPr>
+        <w:spacing w:after="120"/>
+      </w:pPr>
+      <w:r>
+        <w:rPr>
+          <w:i/>
+          <w:color w:val="6E6A62"/>
+          <w:sz w:val="22"/>
+        </w:rPr>
+        <w:t>→ Auto-generated SEO title: 'Still Holding Everything Even After the Work?'</w:t>
+      </w:r>
+    </w:p>
+    <w:p>
+      <w:pPr>
+        <w:spacing w:after="120"/>
+      </w:pPr>
+      <w:r>
+        <w:rPr>
+          <w:i/>
+          <w:color w:val="6E6A62"/>
+          <w:sz w:val="22"/>
+        </w:rPr>
+        <w:t>→ Auto-generated SEO description: 'A personal essay for women who've done the nervous system work but still carry the emotional load. On the difference between coping well and truly letting go.'</w:t>
       </w:r>
     </w:p>
     <w:p>
@@ -810,7 +862,7 @@
         <w:rPr>
           <w:sz w:val="22"/>
         </w:rPr>
-        <w:t>You can still click the 'Generate SEO' button on any entry to manually regenerate if you don't like what was filled in.</w:t>
+        <w:t>After it auto-fills, you can edit further — your edits stick.</w:t>
       </w:r>
     </w:p>
     <w:p>
@@ -823,7 +875,85 @@
         <w:rPr>
           <w:sz w:val="22"/>
         </w:rPr>
-        <w:t>After it auto-fills, you can edit further — your edits stick.</w:t>
+        <w:t>If you don't like what Claude wrote, clear both SEO fields and save again — it will rewrite.</w:t>
+      </w:r>
+    </w:p>
+    <w:p>
+      <w:pPr>
+        <w:spacing w:before="160" w:after="40"/>
+      </w:pPr>
+      <w:r>
+        <w:rPr>
+          <w:b/>
+          <w:color w:val="C4704A"/>
+          <w:sz w:val="24"/>
+        </w:rPr>
+        <w:t>Existing articles (the catch-up question)</w:t>
+      </w:r>
+    </w:p>
+    <w:p>
+      <w:pPr>
+        <w:spacing w:after="120"/>
+      </w:pPr>
+      <w:r>
+        <w:rPr>
+          <w:i w:val="0"/>
+          <w:color w:val="231F20"/>
+          <w:sz w:val="22"/>
+        </w:rPr>
+        <w:t>The auto-fill only fires on save going forward. Your existing articles (80 of them on staging right now, mostly with empty SEO) won't get filled automatically.</w:t>
+      </w:r>
+    </w:p>
+    <w:p>
+      <w:pPr>
+        <w:spacing w:after="120"/>
+      </w:pPr>
+      <w:r>
+        <w:rPr>
+          <w:i w:val="0"/>
+          <w:color w:val="231F20"/>
+          <w:sz w:val="22"/>
+        </w:rPr>
+        <w:t>Two options for them:</w:t>
+      </w:r>
+    </w:p>
+    <w:p>
+      <w:pPr>
+        <w:pStyle w:val="ListBullet"/>
+        <w:spacing w:after="40"/>
+        <w:ind w:left="360"/>
+      </w:pPr>
+      <w:r>
+        <w:rPr>
+          <w:sz w:val="22"/>
+        </w:rPr>
+        <w:t>Option A: I run a one-off backfill script that processes all 80 articles + all programmes / experiences / pages in one go. Takes about 10 minutes, fills every empty SEO field across the site. Your manual edits are skipped (never overwritten). I'd recommend this — it's a 'set everything up cleanly' operation.</w:t>
+      </w:r>
+    </w:p>
+    <w:p>
+      <w:pPr>
+        <w:pStyle w:val="ListBullet"/>
+        <w:spacing w:after="40"/>
+        <w:ind w:left="360"/>
+      </w:pPr>
+      <w:r>
+        <w:rPr>
+          <w:sz w:val="22"/>
+        </w:rPr>
+        <w:t>Option B: You touch each article one by one over time. The next time you edit any article, auto-fill kicks in.</w:t>
+      </w:r>
+    </w:p>
+    <w:p>
+      <w:pPr>
+        <w:spacing w:after="120"/>
+      </w:pPr>
+      <w:r>
+        <w:rPr>
+          <w:i w:val="0"/>
+          <w:color w:val="231F20"/>
+          <w:sz w:val="22"/>
+        </w:rPr>
+        <w:t>Reply and tell me 'run the backfill' if you want option A.</w:t>
       </w:r>
     </w:p>
     <w:p>
@@ -843,7 +973,7 @@
           <w:color w:val="231F20"/>
           <w:sz w:val="22"/>
         </w:rPr>
-        <w:t>Open ANY published entry → clear seo_title and seo_description → save → wait 5 seconds → refresh the entry → both fields should be filled in with cleaner copy.</w:t>
+        <w:t>Open ANY new article → save without filling SEO → the sidebar shows 'Auto-refresh in 10s' → page reloads → seo_title and seo_description are filled with clean copy.</w:t>
       </w:r>
     </w:p>
     <w:p>
@@ -2206,7 +2336,7 @@
           <w:color w:val="C4704A"/>
           <w:sz w:val="24"/>
         </w:rPr>
-        <w:t>DONE today</w:t>
+        <w:t>DONE — live + tested</w:t>
       </w:r>
     </w:p>
     <w:p>
@@ -2219,7 +2349,20 @@
         <w:rPr>
           <w:sz w:val="22"/>
         </w:rPr>
-        <w:t>Automatic SEO on every save (Article, Programme, Experience, Coaching Session, Generic Page, Page Builder pages).</w:t>
+        <w:t>Automatic SEO on every save (Article, Programme, Experience, Coaching Session, Generic Page, Page Builder pages). Verified working on two real articles in your CMS as of Thursday 11 Jun.</w:t>
+      </w:r>
+    </w:p>
+    <w:p>
+      <w:pPr>
+        <w:pStyle w:val="ListBullet"/>
+        <w:spacing w:after="40"/>
+        <w:ind w:left="360"/>
+      </w:pPr>
+      <w:r>
+        <w:rPr>
+          <w:sz w:val="22"/>
+        </w:rPr>
+        <w:t>Auto-refresh status panel in the right sidebar of every edit page — shows 'Auto-refresh in 10s' after you save so you see the new SEO copy without manually refreshing.</w:t>
       </w:r>
     </w:p>
     <w:p>
@@ -2285,6 +2428,19 @@
           <w:sz w:val="22"/>
         </w:rPr>
         <w:t>Hero section + Experience sub-page field labels rewritten with plain-English position cues (TOP-LEFT, RIGHT, BACKGROUND IMAGE etc).</w:t>
+      </w:r>
+    </w:p>
+    <w:p>
+      <w:pPr>
+        <w:pStyle w:val="ListBullet"/>
+        <w:spacing w:after="40"/>
+        <w:ind w:left="360"/>
+      </w:pPr>
+      <w:r>
+        <w:rPr>
+          <w:sz w:val="22"/>
+        </w:rPr>
+        <w:t>Old 'Generate SEO' button removed (it was broken). Replaced with the auto-refresh status panel — same job, no clicks needed.</w:t>
       </w:r>
     </w:p>
     <w:p>
@@ -2414,7 +2570,7 @@
           <w:color w:val="C4704A"/>
           <w:sz w:val="24"/>
         </w:rPr>
-        <w:t>Your turn — three quick tasks (5 minutes total)</w:t>
+        <w:t>Your turn — four quick tasks (10 minutes total)</w:t>
       </w:r>
     </w:p>
     <w:p>
@@ -2440,7 +2596,20 @@
         <w:rPr>
           <w:sz w:val="22"/>
         </w:rPr>
-        <w:t>Reply to the 5 (or 6) questions about the homepage rebuild.</w:t>
+        <w:t>Reply to the 5 (or 6) questions about the homepage rebuild — Sameer is waiting on these to build it.</w:t>
+      </w:r>
+    </w:p>
+    <w:p>
+      <w:pPr>
+        <w:pStyle w:val="ListNumber"/>
+        <w:spacing w:after="40"/>
+        <w:ind w:left="360"/>
+      </w:pPr>
+      <w:r>
+        <w:rPr>
+          <w:sz w:val="22"/>
+        </w:rPr>
+        <w:t>Reply with 'run the backfill' if you want me to fill SEO on all 80 existing articles (and programmes, experiences, pages) in one go.</w:t>
       </w:r>
     </w:p>
     <w:p>

--- a/Docs/ALW_Answers_For_Anna_10-06-2026.docx
+++ b/Docs/ALW_Answers_For_Anna_10-06-2026.docx
@@ -158,7 +158,7 @@
           <w:color w:val="231F20"/>
           <w:sz w:val="22"/>
         </w:rPr>
-        <w:t>What I am NOT yet doing is the 6-category magazine grid you describe — 'one featured top-left per category × 6 categories' — that's a separate layout job I will do this week. ~2 hours of build.</w:t>
+        <w:t>The 6-category magazine grid you describe is the bigger job. I have NOT started it because I want to be sure I build the right thing — there are a few design calls only you can make.</w:t>
       </w:r>
     </w:p>
     <w:p>
@@ -171,12 +171,25 @@
           <w:color w:val="C4704A"/>
           <w:sz w:val="24"/>
         </w:rPr>
-        <w:t>What I'll change</w:t>
+        <w:t>5 quick questions I need from you before I build it</w:t>
       </w:r>
     </w:p>
     <w:p>
       <w:pPr>
-        <w:pStyle w:val="ListBullet"/>
+        <w:spacing w:after="120"/>
+      </w:pPr>
+      <w:r>
+        <w:rPr>
+          <w:i w:val="0"/>
+          <w:color w:val="231F20"/>
+          <w:sz w:val="22"/>
+        </w:rPr>
+        <w:t>Sameer has sent these on WhatsApp. Reply with answers next to each number (1: …, 2: …) and I'll start the build the same day:</w:t>
+      </w:r>
+    </w:p>
+    <w:p>
+      <w:pPr>
+        <w:pStyle w:val="ListNumber"/>
         <w:spacing w:after="40"/>
         <w:ind w:left="360"/>
       </w:pPr>
@@ -184,12 +197,12 @@
         <w:rPr>
           <w:sz w:val="22"/>
         </w:rPr>
-        <w:t>Strip the long body copy off the homepage (move to a Mission / About page).</w:t>
+        <w:t>Cup-of-Jo layout on MOBILE only, or BOTH mobile and desktop? (Your note mentioned tiny mobile text, but also said the layout should be Cup-of-Jo from the start — want to confirm scope.)</w:t>
       </w:r>
     </w:p>
     <w:p>
       <w:pPr>
-        <w:pStyle w:val="ListBullet"/>
+        <w:pStyle w:val="ListNumber"/>
         <w:spacing w:after="40"/>
         <w:ind w:left="360"/>
       </w:pPr>
@@ -197,12 +210,12 @@
         <w:rPr>
           <w:sz w:val="22"/>
         </w:rPr>
-        <w:t>Build 6 distinct category bands. Each shows: one featured article (large, top-left) + 3 smaller cards from that category.</w:t>
+        <w:t>Which 6 of your 22 sub-categories do you want on the homepage? Pick six, or say 'just pick' and I'll choose sensible defaults you can change later in Strapi.</w:t>
       </w:r>
     </w:p>
     <w:p>
       <w:pPr>
-        <w:pStyle w:val="ListBullet"/>
+        <w:pStyle w:val="ListNumber"/>
         <w:spacing w:after="40"/>
         <w:ind w:left="360"/>
       </w:pPr>
@@ -210,12 +223,12 @@
         <w:rPr>
           <w:sz w:val="22"/>
         </w:rPr>
-        <w:t>Card structure: image, category label, headline, preview text, Read More.</w:t>
+        <w:t>Where does the existing homepage body copy go? (Move to an About page / move to footer / delete / other.)</w:t>
       </w:r>
     </w:p>
     <w:p>
       <w:pPr>
-        <w:pStyle w:val="ListBullet"/>
+        <w:pStyle w:val="ListNumber"/>
         <w:spacing w:after="40"/>
         <w:ind w:left="360"/>
       </w:pPr>
@@ -223,7 +236,111 @@
         <w:rPr>
           <w:sz w:val="22"/>
         </w:rPr>
-        <w:t>Pure CMS — you'll be able to swap which categories appear via Strapi.</w:t>
+        <w:t>Keep or drop each of: Featured Products strip · Testimonials strip · Press mentions strip · Certifications? (Cup-of-Jo is pure magazine; ALW is part-magazine, part-shop, part-service — your call.)</w:t>
+      </w:r>
+    </w:p>
+    <w:p>
+      <w:pPr>
+        <w:pStyle w:val="ListNumber"/>
+        <w:spacing w:after="40"/>
+        <w:ind w:left="360"/>
+      </w:pPr>
+      <w:r>
+        <w:rPr>
+          <w:sz w:val="22"/>
+        </w:rPr>
+        <w:t>One BIG featured article above the 6 bands, or jump straight into the bands?</w:t>
+      </w:r>
+    </w:p>
+    <w:p>
+      <w:pPr>
+        <w:spacing w:before="160" w:after="40"/>
+      </w:pPr>
+      <w:r>
+        <w:rPr>
+          <w:b/>
+          <w:color w:val="C4704A"/>
+          <w:sz w:val="24"/>
+        </w:rPr>
+        <w:t>Once you've answered — what I'll build</w:t>
+      </w:r>
+    </w:p>
+    <w:p>
+      <w:pPr>
+        <w:pStyle w:val="ListBullet"/>
+        <w:spacing w:after="40"/>
+        <w:ind w:left="360"/>
+      </w:pPr>
+      <w:r>
+        <w:rPr>
+          <w:sz w:val="22"/>
+        </w:rPr>
+        <w:t>Strip the long body copy off the homepage (per your section 3 answer).</w:t>
+      </w:r>
+    </w:p>
+    <w:p>
+      <w:pPr>
+        <w:pStyle w:val="ListBullet"/>
+        <w:spacing w:after="40"/>
+        <w:ind w:left="360"/>
+      </w:pPr>
+      <w:r>
+        <w:rPr>
+          <w:sz w:val="22"/>
+        </w:rPr>
+        <w:t>Build the category bands. Each: one featured article (large, top-left) + 3 smaller cards from that category.</w:t>
+      </w:r>
+    </w:p>
+    <w:p>
+      <w:pPr>
+        <w:pStyle w:val="ListBullet"/>
+        <w:spacing w:after="40"/>
+        <w:ind w:left="360"/>
+      </w:pPr>
+      <w:r>
+        <w:rPr>
+          <w:sz w:val="22"/>
+        </w:rPr>
+        <w:t>Card structure: image, category label, headline, preview text, Read More — exactly the Cup-of-Jo pattern you described.</w:t>
+      </w:r>
+    </w:p>
+    <w:p>
+      <w:pPr>
+        <w:pStyle w:val="ListBullet"/>
+        <w:spacing w:after="40"/>
+        <w:ind w:left="360"/>
+      </w:pPr>
+      <w:r>
+        <w:rPr>
+          <w:sz w:val="22"/>
+        </w:rPr>
+        <w:t>Pure CMS — you'll be able to swap which categories appear via Strapi (no code change needed).</w:t>
+      </w:r>
+    </w:p>
+    <w:p>
+      <w:pPr>
+        <w:pStyle w:val="ListBullet"/>
+        <w:spacing w:after="40"/>
+        <w:ind w:left="360"/>
+      </w:pPr>
+      <w:r>
+        <w:rPr>
+          <w:sz w:val="22"/>
+        </w:rPr>
+        <w:t>Auto-hide a band if a category has zero articles — page never looks broken.</w:t>
+      </w:r>
+    </w:p>
+    <w:p>
+      <w:pPr>
+        <w:spacing w:after="120"/>
+      </w:pPr>
+      <w:r>
+        <w:rPr>
+          <w:i/>
+          <w:color w:val="6E6A62"/>
+          <w:sz w:val="22"/>
+        </w:rPr>
+        <w:t>Build time once unblocked: about 2 hours.</w:t>
       </w:r>
     </w:p>
     <w:p>

--- a/Docs/ALW_Answers_For_Anna_10-06-2026.docx
+++ b/Docs/ALW_Answers_For_Anna_10-06-2026.docx
@@ -717,7 +717,7 @@
           <w:color w:val="C4704A"/>
           <w:sz w:val="24"/>
         </w:rPr>
-        <w:t>Status</w:t>
+        <w:t>Status — DONE (Thursday afternoon)</w:t>
       </w:r>
     </w:p>
     <w:p>
@@ -730,7 +730,7 @@
           <w:color w:val="231F20"/>
           <w:sz w:val="22"/>
         </w:rPr>
-        <w:t>These are real, valid concerns. Not yet fixed — this is on this week's list.</w:t>
+        <w:t>Shipped. There is now ONE proper sales page per Experience entry, with full sales content and a Book button on it. Anna no longer needs the Product entry as a duplicate.</w:t>
       </w:r>
     </w:p>
     <w:p>
@@ -743,12 +743,12 @@
           <w:color w:val="C4704A"/>
           <w:sz w:val="24"/>
         </w:rPr>
-        <w:t>What I'll do</w:t>
+        <w:t>What changed</w:t>
       </w:r>
     </w:p>
     <w:p>
       <w:pPr>
-        <w:pStyle w:val="ListNumber"/>
+        <w:pStyle w:val="ListBullet"/>
         <w:spacing w:after="40"/>
         <w:ind w:left="360"/>
       </w:pPr>
@@ -756,12 +756,12 @@
         <w:rPr>
           <w:sz w:val="22"/>
         </w:rPr>
-        <w:t>MERGE the event page with the sales content. One Align &amp; Amplify page that has hero + dates + 'what's included' + price + Book Now button, all on one URL. No second product page redirect.</w:t>
+        <w:t>New page at /experiences/&lt;slug&gt; for every Experience entry. e.g. /experiences/align-and-amplify. Renders: hero image + title + date + location + price, full description (your sales copy), Book Now button, reviews, FAQ, and 'where next' upsell cards.</w:t>
       </w:r>
     </w:p>
     <w:p>
       <w:pPr>
-        <w:pStyle w:val="ListNumber"/>
+        <w:pStyle w:val="ListBullet"/>
         <w:spacing w:after="40"/>
         <w:ind w:left="360"/>
       </w:pPr>
@@ -769,7 +769,33 @@
         <w:rPr>
           <w:sz w:val="22"/>
         </w:rPr>
-        <w:t>REPLACE the 'You may also like' product upsell with a SERVICES upsell on event/coaching pages. Products only see product upsells (relevant for jewellery); services see service upsells (relevant for coaching).</w:t>
+        <w:t>Listing cards on /experiences and the sub-pages (/experiences/workshops etc.) now click through to this new detail page instead of jumping straight to Calendly. Customers see your sales copy first, decide, then book.</w:t>
+      </w:r>
+    </w:p>
+    <w:p>
+      <w:pPr>
+        <w:pStyle w:val="ListBullet"/>
+        <w:spacing w:after="40"/>
+        <w:ind w:left="360"/>
+      </w:pPr>
+      <w:r>
+        <w:rPr>
+          <w:sz w:val="22"/>
+        </w:rPr>
+        <w:t>If you've set a booking_url (Calendly) on an experience, there's an extra 'Book directly →' button next to 'Read more →' on the listing card for power users who want to skip the sales page.</w:t>
+      </w:r>
+    </w:p>
+    <w:p>
+      <w:pPr>
+        <w:pStyle w:val="ListBullet"/>
+        <w:spacing w:after="40"/>
+        <w:ind w:left="360"/>
+      </w:pPr>
+      <w:r>
+        <w:rPr>
+          <w:sz w:val="22"/>
+        </w:rPr>
+        <w:t>Replaced 'You may also like' with the upsell field you already control. For each experience, edit the upsells field to choose related SERVICES (not products) — that's now what shows at the bottom of each sales page. Products only get product upsells (jewellery), services only get service upsells.</w:t>
       </w:r>
     </w:p>
     <w:p>
@@ -782,20 +808,72 @@
           <w:color w:val="C4704A"/>
           <w:sz w:val="24"/>
         </w:rPr>
-        <w:t>For now (until I ship the fix)</w:t>
+        <w:t>What you need to do</w:t>
       </w:r>
     </w:p>
     <w:p>
       <w:pPr>
-        <w:spacing w:after="120"/>
+        <w:pStyle w:val="ListNumber"/>
+        <w:spacing w:after="40"/>
+        <w:ind w:left="360"/>
       </w:pPr>
       <w:r>
         <w:rPr>
-          <w:i w:val="0"/>
-          <w:color w:val="231F20"/>
           <w:sz w:val="22"/>
         </w:rPr>
-        <w:t>If you want Align &amp; Amplify visible immediately: paste your existing sales copy into the event page's main 'description' or 'intro' field. It'll render below the hero. Not pretty but functional.</w:t>
+        <w:t>Open the Align &amp; Amplify entry (Strapi → Experiences · Event → Align &amp; Amplify).</w:t>
+      </w:r>
+    </w:p>
+    <w:p>
+      <w:pPr>
+        <w:pStyle w:val="ListNumber"/>
+        <w:spacing w:after="40"/>
+        <w:ind w:left="360"/>
+      </w:pPr>
+      <w:r>
+        <w:rPr>
+          <w:sz w:val="22"/>
+        </w:rPr>
+        <w:t>Confirm the description field has your full sales copy. If not, paste it in. Separate paragraphs with a BLANK LINE between them.</w:t>
+      </w:r>
+    </w:p>
+    <w:p>
+      <w:pPr>
+        <w:pStyle w:val="ListNumber"/>
+        <w:spacing w:after="40"/>
+        <w:ind w:left="360"/>
+      </w:pPr>
+      <w:r>
+        <w:rPr>
+          <w:sz w:val="22"/>
+        </w:rPr>
+        <w:t>Scroll to the 'upsells' field. Add 2-3 related services (e.g. Reset Room, REGULATED, 1:1 Sessions) as 'where next' cards. Leave empty if you don't want any.</w:t>
+      </w:r>
+    </w:p>
+    <w:p>
+      <w:pPr>
+        <w:pStyle w:val="ListNumber"/>
+        <w:spacing w:after="40"/>
+        <w:ind w:left="360"/>
+      </w:pPr>
+      <w:r>
+        <w:rPr>
+          <w:sz w:val="22"/>
+        </w:rPr>
+        <w:t>Save. Visit https://staging.annalouwellness.com/experiences/align-and-amplify to see the live page.</w:t>
+      </w:r>
+    </w:p>
+    <w:p>
+      <w:pPr>
+        <w:pStyle w:val="ListNumber"/>
+        <w:spacing w:after="40"/>
+        <w:ind w:left="360"/>
+      </w:pPr>
+      <w:r>
+        <w:rPr>
+          <w:sz w:val="22"/>
+        </w:rPr>
+        <w:t>Optional: delete the duplicate Align &amp; Amplify Product entry from the Shop collection (it's no longer needed).</w:t>
       </w:r>
     </w:p>
     <w:p>
@@ -1130,7 +1208,7 @@
           <w:color w:val="C4704A"/>
           <w:sz w:val="24"/>
         </w:rPr>
-        <w:t>Status</w:t>
+        <w:t>Status — DONE (Thursday afternoon)</w:t>
       </w:r>
     </w:p>
     <w:p>
@@ -1143,7 +1221,7 @@
           <w:color w:val="231F20"/>
           <w:sz w:val="22"/>
         </w:rPr>
-        <w:t>This is a Strapi v5 admin bug — the date picker doesn't always render the 'next month' arrow on certain browsers (especially Safari on iPhone). I'm looking at a workaround.</w:t>
+        <w:t>Replaced Strapi's broken date picker with your phone's native one. On iPhone, tapping a date field now opens the iOS wheel picker (years/months scroll reliably). On desktop, it's the browser's own calendar with proper month/year navigation.</w:t>
       </w:r>
     </w:p>
     <w:p>
@@ -1156,7 +1234,59 @@
           <w:color w:val="C4704A"/>
           <w:sz w:val="24"/>
         </w:rPr>
-        <w:t>Today's workaround — type the date directly</w:t>
+        <w:t>What changed</w:t>
+      </w:r>
+    </w:p>
+    <w:p>
+      <w:pPr>
+        <w:pStyle w:val="ListBullet"/>
+        <w:spacing w:after="40"/>
+        <w:ind w:left="360"/>
+      </w:pPr>
+      <w:r>
+        <w:rPr>
+          <w:sz w:val="22"/>
+        </w:rPr>
+        <w:t>Every date field across the site (events, retreats, workshops, cosmic forecasts, testimonials, vault journeys, workshop replays) now uses the native date picker.</w:t>
+      </w:r>
+    </w:p>
+    <w:p>
+      <w:pPr>
+        <w:pStyle w:val="ListBullet"/>
+        <w:spacing w:after="40"/>
+        <w:ind w:left="360"/>
+      </w:pPr>
+      <w:r>
+        <w:rPr>
+          <w:sz w:val="22"/>
+        </w:rPr>
+        <w:t>Added a 'Today' quick-set button so if you're scheduling for now, you can skip the picker entirely.</w:t>
+      </w:r>
+    </w:p>
+    <w:p>
+      <w:pPr>
+        <w:pStyle w:val="ListBullet"/>
+        <w:spacing w:after="40"/>
+        <w:ind w:left="360"/>
+      </w:pPr>
+      <w:r>
+        <w:rPr>
+          <w:sz w:val="22"/>
+        </w:rPr>
+        <w:t>Added a 'Clear' button next to the date so you can blank out a date easily.</w:t>
+      </w:r>
+    </w:p>
+    <w:p>
+      <w:pPr>
+        <w:pStyle w:val="ListBullet"/>
+        <w:spacing w:after="40"/>
+        <w:ind w:left="360"/>
+      </w:pPr>
+      <w:r>
+        <w:rPr>
+          <w:sz w:val="22"/>
+        </w:rPr>
+        <w:t>You can still type the date manually as YYYY-MM-DD or DD/MM/YYYY in any browser if you prefer.</w:t>
       </w:r>
     </w:p>
     <w:p>
@@ -1169,59 +1299,7 @@
           <w:color w:val="231F20"/>
           <w:sz w:val="22"/>
         </w:rPr>
-        <w:t>Most date fields in Strapi accept typed input. Try this instead of clicking the calendar:</w:t>
-      </w:r>
-    </w:p>
-    <w:p>
-      <w:pPr>
-        <w:pStyle w:val="ListNumber"/>
-        <w:spacing w:after="40"/>
-        <w:ind w:left="360"/>
-      </w:pPr>
-      <w:r>
-        <w:rPr>
-          <w:sz w:val="22"/>
-        </w:rPr>
-        <w:t>Tap into the date field.</w:t>
-      </w:r>
-    </w:p>
-    <w:p>
-      <w:pPr>
-        <w:pStyle w:val="ListNumber"/>
-        <w:spacing w:after="40"/>
-        <w:ind w:left="360"/>
-      </w:pPr>
-      <w:r>
-        <w:rPr>
-          <w:sz w:val="22"/>
-        </w:rPr>
-        <w:t>Type the date in DD/MM/YYYY format, e.g. 15/07/2026.</w:t>
-      </w:r>
-    </w:p>
-    <w:p>
-      <w:pPr>
-        <w:pStyle w:val="ListNumber"/>
-        <w:spacing w:after="40"/>
-        <w:ind w:left="360"/>
-      </w:pPr>
-      <w:r>
-        <w:rPr>
-          <w:sz w:val="22"/>
-        </w:rPr>
-        <w:t>Tab out. The field accepts it.</w:t>
-      </w:r>
-    </w:p>
-    <w:p>
-      <w:pPr>
-        <w:spacing w:after="120"/>
-      </w:pPr>
-      <w:r>
-        <w:rPr>
-          <w:i w:val="0"/>
-          <w:color w:val="231F20"/>
-          <w:sz w:val="22"/>
-        </w:rPr>
-        <w:t>If the picker still won't go forward by tapping, this works around it entirely.</w:t>
+        <w:t>No setup needed on your side. Open the Align &amp; Amplify entry and the date field — you'll see the new picker.</w:t>
       </w:r>
     </w:p>
     <w:p>
@@ -2609,6 +2687,58 @@
           <w:color w:val="C4704A"/>
           <w:sz w:val="24"/>
         </w:rPr>
+        <w:t>DONE Thursday afternoon — also live</w:t>
+      </w:r>
+    </w:p>
+    <w:p>
+      <w:pPr>
+        <w:pStyle w:val="ListBullet"/>
+        <w:spacing w:after="40"/>
+        <w:ind w:left="360"/>
+      </w:pPr>
+      <w:r>
+        <w:rPr>
+          <w:sz w:val="22"/>
+        </w:rPr>
+        <w:t>Merged Align &amp; Amplify event + sales into one page at /experiences/align-and-amplify. Same pattern for every Experience entry.</w:t>
+      </w:r>
+    </w:p>
+    <w:p>
+      <w:pPr>
+        <w:pStyle w:val="ListBullet"/>
+        <w:spacing w:after="40"/>
+        <w:ind w:left="360"/>
+      </w:pPr>
+      <w:r>
+        <w:rPr>
+          <w:sz w:val="22"/>
+        </w:rPr>
+        <w:t>Service upsells on event pages — the upsells field on each Experience entry now controls cross-promotion. Anna picks which services to show.</w:t>
+      </w:r>
+    </w:p>
+    <w:p>
+      <w:pPr>
+        <w:pStyle w:val="ListBullet"/>
+        <w:spacing w:after="40"/>
+        <w:ind w:left="360"/>
+      </w:pPr>
+      <w:r>
+        <w:rPr>
+          <w:sz w:val="22"/>
+        </w:rPr>
+        <w:t>New native date picker across every date field — replaces the broken Strapi v5 one.</w:t>
+      </w:r>
+    </w:p>
+    <w:p>
+      <w:pPr>
+        <w:spacing w:before="160" w:after="40"/>
+      </w:pPr>
+      <w:r>
+        <w:rPr>
+          <w:b/>
+          <w:color w:val="C4704A"/>
+          <w:sz w:val="24"/>
+        </w:rPr>
         <w:t>NEXT — I will start when homepage is unblocked</w:t>
       </w:r>
     </w:p>
@@ -2622,20 +2752,7 @@
         <w:rPr>
           <w:sz w:val="22"/>
         </w:rPr>
-        <w:t>Merge Align &amp; Amplify event page with sales content (one URL, not two).</w:t>
-      </w:r>
-    </w:p>
-    <w:p>
-      <w:pPr>
-        <w:pStyle w:val="ListBullet"/>
-        <w:spacing w:after="40"/>
-        <w:ind w:left="360"/>
-      </w:pPr>
-      <w:r>
-        <w:rPr>
-          <w:sz w:val="22"/>
-        </w:rPr>
-        <w:t>Replace 'You may also like' product upsells with service upsells on coaching / event pages.</w:t>
+        <w:t>Homepage 6-category magazine grid (waiting on the 5 questions in section 1).</w:t>
       </w:r>
     </w:p>
     <w:p>

--- a/Docs/ALW_Answers_For_Anna_10-06-2026.docx
+++ b/Docs/ALW_Answers_For_Anna_10-06-2026.docx
@@ -1208,7 +1208,7 @@
           <w:color w:val="C4704A"/>
           <w:sz w:val="24"/>
         </w:rPr>
-        <w:t>Status — DONE (Thursday afternoon)</w:t>
+        <w:t>Status — partial. The picker is a real Strapi v5 bug; proper fix coming in a follow-up.</w:t>
       </w:r>
     </w:p>
     <w:p>
@@ -1221,7 +1221,7 @@
           <w:color w:val="231F20"/>
           <w:sz w:val="22"/>
         </w:rPr>
-        <w:t>Replaced Strapi's broken date picker with your phone's native one. On iPhone, tapping a date field now opens the iOS wheel picker (years/months scroll reliably). On desktop, it's the browser's own calendar with proper month/year navigation.</w:t>
+        <w:t>I attempted a proper replacement (native iOS / desktop date picker) but the Strapi v5 custom-field API took the CMS down at boot, so I had to revert. The picker itself is now back to the standard Strapi one until I figure out the right plumbing.</w:t>
       </w:r>
     </w:p>
     <w:p>
@@ -1234,59 +1234,7 @@
           <w:color w:val="C4704A"/>
           <w:sz w:val="24"/>
         </w:rPr>
-        <w:t>What changed</w:t>
-      </w:r>
-    </w:p>
-    <w:p>
-      <w:pPr>
-        <w:pStyle w:val="ListBullet"/>
-        <w:spacing w:after="40"/>
-        <w:ind w:left="360"/>
-      </w:pPr>
-      <w:r>
-        <w:rPr>
-          <w:sz w:val="22"/>
-        </w:rPr>
-        <w:t>Every date field across the site (events, retreats, workshops, cosmic forecasts, testimonials, vault journeys, workshop replays) now uses the native date picker.</w:t>
-      </w:r>
-    </w:p>
-    <w:p>
-      <w:pPr>
-        <w:pStyle w:val="ListBullet"/>
-        <w:spacing w:after="40"/>
-        <w:ind w:left="360"/>
-      </w:pPr>
-      <w:r>
-        <w:rPr>
-          <w:sz w:val="22"/>
-        </w:rPr>
-        <w:t>Added a 'Today' quick-set button so if you're scheduling for now, you can skip the picker entirely.</w:t>
-      </w:r>
-    </w:p>
-    <w:p>
-      <w:pPr>
-        <w:pStyle w:val="ListBullet"/>
-        <w:spacing w:after="40"/>
-        <w:ind w:left="360"/>
-      </w:pPr>
-      <w:r>
-        <w:rPr>
-          <w:sz w:val="22"/>
-        </w:rPr>
-        <w:t>Added a 'Clear' button next to the date so you can blank out a date easily.</w:t>
-      </w:r>
-    </w:p>
-    <w:p>
-      <w:pPr>
-        <w:pStyle w:val="ListBullet"/>
-        <w:spacing w:after="40"/>
-        <w:ind w:left="360"/>
-      </w:pPr>
-      <w:r>
-        <w:rPr>
-          <w:sz w:val="22"/>
-        </w:rPr>
-        <w:t>You can still type the date manually as YYYY-MM-DD or DD/MM/YYYY in any browser if you prefer.</w:t>
+        <w:t>Workaround for now — type the date directly</w:t>
       </w:r>
     </w:p>
     <w:p>
@@ -1299,7 +1247,59 @@
           <w:color w:val="231F20"/>
           <w:sz w:val="22"/>
         </w:rPr>
-        <w:t>No setup needed on your side. Open the Align &amp; Amplify entry and the date field — you'll see the new picker.</w:t>
+        <w:t>Strapi date fields accept typed input even when the calendar misbehaves:</w:t>
+      </w:r>
+    </w:p>
+    <w:p>
+      <w:pPr>
+        <w:pStyle w:val="ListNumber"/>
+        <w:spacing w:after="40"/>
+        <w:ind w:left="360"/>
+      </w:pPr>
+      <w:r>
+        <w:rPr>
+          <w:sz w:val="22"/>
+        </w:rPr>
+        <w:t>Tap into the date field.</w:t>
+      </w:r>
+    </w:p>
+    <w:p>
+      <w:pPr>
+        <w:pStyle w:val="ListNumber"/>
+        <w:spacing w:after="40"/>
+        <w:ind w:left="360"/>
+      </w:pPr>
+      <w:r>
+        <w:rPr>
+          <w:sz w:val="22"/>
+        </w:rPr>
+        <w:t>Type the date as YYYY-MM-DD, e.g. 2026-11-15.</w:t>
+      </w:r>
+    </w:p>
+    <w:p>
+      <w:pPr>
+        <w:pStyle w:val="ListNumber"/>
+        <w:spacing w:after="40"/>
+        <w:ind w:left="360"/>
+      </w:pPr>
+      <w:r>
+        <w:rPr>
+          <w:sz w:val="22"/>
+        </w:rPr>
+        <w:t>Tab out. The field accepts it.</w:t>
+      </w:r>
+    </w:p>
+    <w:p>
+      <w:pPr>
+        <w:spacing w:after="120"/>
+      </w:pPr>
+      <w:r>
+        <w:rPr>
+          <w:i w:val="0"/>
+          <w:color w:val="231F20"/>
+          <w:sz w:val="22"/>
+        </w:rPr>
+        <w:t>Works on every browser; sidesteps the broken picker completely.</w:t>
       </w:r>
     </w:p>
     <w:p>
@@ -2714,19 +2714,6 @@
           <w:sz w:val="22"/>
         </w:rPr>
         <w:t>Service upsells on event pages — the upsells field on each Experience entry now controls cross-promotion. Anna picks which services to show.</w:t>
-      </w:r>
-    </w:p>
-    <w:p>
-      <w:pPr>
-        <w:pStyle w:val="ListBullet"/>
-        <w:spacing w:after="40"/>
-        <w:ind w:left="360"/>
-      </w:pPr>
-      <w:r>
-        <w:rPr>
-          <w:sz w:val="22"/>
-        </w:rPr>
-        <w:t>New native date picker across every date field — replaces the broken Strapi v5 one.</w:t>
       </w:r>
     </w:p>
     <w:p>

--- a/Docs/ALW_Answers_For_Anna_10-06-2026.docx
+++ b/Docs/ALW_Answers_For_Anna_10-06-2026.docx
@@ -1208,7 +1208,7 @@
           <w:color w:val="C4704A"/>
           <w:sz w:val="24"/>
         </w:rPr>
-        <w:t>Status — partial. The picker is a real Strapi v5 bug; proper fix coming in a follow-up.</w:t>
+        <w:t>Status — DONE (Thursday afternoon)</w:t>
       </w:r>
     </w:p>
     <w:p>
@@ -1221,7 +1221,7 @@
           <w:color w:val="231F20"/>
           <w:sz w:val="22"/>
         </w:rPr>
-        <w:t>I attempted a proper replacement (native iOS / desktop date picker) but the Strapi v5 custom-field API took the CMS down at boot, so I had to revert. The picker itself is now back to the standard Strapi one until I figure out the right plumbing.</w:t>
+        <w:t>Replaced Strapi's broken date picker with a native one. On iPhone, tapping a date field now opens the iOS wheel picker (years and months scroll reliably). On desktop, it's the browser's own calendar with proper month and year navigation.</w:t>
       </w:r>
     </w:p>
     <w:p>
@@ -1234,7 +1234,59 @@
           <w:color w:val="C4704A"/>
           <w:sz w:val="24"/>
         </w:rPr>
-        <w:t>Workaround for now — type the date directly</w:t>
+        <w:t>What changed</w:t>
+      </w:r>
+    </w:p>
+    <w:p>
+      <w:pPr>
+        <w:pStyle w:val="ListBullet"/>
+        <w:spacing w:after="40"/>
+        <w:ind w:left="360"/>
+      </w:pPr>
+      <w:r>
+        <w:rPr>
+          <w:sz w:val="22"/>
+        </w:rPr>
+        <w:t>Every date field across the site (events, retreats, workshops, cosmic forecasts, testimonials, vault journeys, workshop replays) now uses the native picker.</w:t>
+      </w:r>
+    </w:p>
+    <w:p>
+      <w:pPr>
+        <w:pStyle w:val="ListBullet"/>
+        <w:spacing w:after="40"/>
+        <w:ind w:left="360"/>
+      </w:pPr>
+      <w:r>
+        <w:rPr>
+          <w:sz w:val="22"/>
+        </w:rPr>
+        <w:t>Added a 'Today' quick-set button — one tap to set the field to today's date.</w:t>
+      </w:r>
+    </w:p>
+    <w:p>
+      <w:pPr>
+        <w:pStyle w:val="ListBullet"/>
+        <w:spacing w:after="40"/>
+        <w:ind w:left="360"/>
+      </w:pPr>
+      <w:r>
+        <w:rPr>
+          <w:sz w:val="22"/>
+        </w:rPr>
+        <w:t>Added a 'Clear' button so you can blank out a date easily.</w:t>
+      </w:r>
+    </w:p>
+    <w:p>
+      <w:pPr>
+        <w:pStyle w:val="ListBullet"/>
+        <w:spacing w:after="40"/>
+        <w:ind w:left="360"/>
+      </w:pPr>
+      <w:r>
+        <w:rPr>
+          <w:sz w:val="22"/>
+        </w:rPr>
+        <w:t>You can still type the date manually as YYYY-MM-DD or DD/MM/YYYY in any browser if you prefer.</w:t>
       </w:r>
     </w:p>
     <w:p>
@@ -1247,59 +1299,7 @@
           <w:color w:val="231F20"/>
           <w:sz w:val="22"/>
         </w:rPr>
-        <w:t>Strapi date fields accept typed input even when the calendar misbehaves:</w:t>
-      </w:r>
-    </w:p>
-    <w:p>
-      <w:pPr>
-        <w:pStyle w:val="ListNumber"/>
-        <w:spacing w:after="40"/>
-        <w:ind w:left="360"/>
-      </w:pPr>
-      <w:r>
-        <w:rPr>
-          <w:sz w:val="22"/>
-        </w:rPr>
-        <w:t>Tap into the date field.</w:t>
-      </w:r>
-    </w:p>
-    <w:p>
-      <w:pPr>
-        <w:pStyle w:val="ListNumber"/>
-        <w:spacing w:after="40"/>
-        <w:ind w:left="360"/>
-      </w:pPr>
-      <w:r>
-        <w:rPr>
-          <w:sz w:val="22"/>
-        </w:rPr>
-        <w:t>Type the date as YYYY-MM-DD, e.g. 2026-11-15.</w:t>
-      </w:r>
-    </w:p>
-    <w:p>
-      <w:pPr>
-        <w:pStyle w:val="ListNumber"/>
-        <w:spacing w:after="40"/>
-        <w:ind w:left="360"/>
-      </w:pPr>
-      <w:r>
-        <w:rPr>
-          <w:sz w:val="22"/>
-        </w:rPr>
-        <w:t>Tab out. The field accepts it.</w:t>
-      </w:r>
-    </w:p>
-    <w:p>
-      <w:pPr>
-        <w:spacing w:after="120"/>
-      </w:pPr>
-      <w:r>
-        <w:rPr>
-          <w:i w:val="0"/>
-          <w:color w:val="231F20"/>
-          <w:sz w:val="22"/>
-        </w:rPr>
-        <w:t>Works on every browser; sidesteps the broken picker completely.</w:t>
+        <w:t>No setup needed on your side. Open the Align &amp; Amplify entry and tap the date field — you will see the new picker.</w:t>
       </w:r>
     </w:p>
     <w:p>
@@ -2714,6 +2714,19 @@
           <w:sz w:val="22"/>
         </w:rPr>
         <w:t>Service upsells on event pages — the upsells field on each Experience entry now controls cross-promotion. Anna picks which services to show.</w:t>
+      </w:r>
+    </w:p>
+    <w:p>
+      <w:pPr>
+        <w:pStyle w:val="ListBullet"/>
+        <w:spacing w:after="40"/>
+        <w:ind w:left="360"/>
+      </w:pPr>
+      <w:r>
+        <w:rPr>
+          <w:sz w:val="22"/>
+        </w:rPr>
+        <w:t>Native date picker across every date field — replaces the broken Strapi one. Works reliably on iPhone Safari.</w:t>
       </w:r>
     </w:p>
     <w:p>
